--- a/submission/01_Manuscript.docx
+++ b/submission/01_Manuscript.docx
@@ -7,7 +7,7 @@
         <w:pStyle w:val="Title"/>
       </w:pPr>
       <w:r>
-        <w:t>Prediction of cumulative intraoperative hypotension burden from data available at anaesthesia induction: development and internal validation in MOVER/SIS with an external transportability check in VitalDB</w:t>
+        <w:t>Prediction of intraoperative hypotension exposure from data available at anaesthesia induction: development and internal validation in MOVER/SIS with an external transportability check in VitalDB</w:t>
       </w:r>
     </w:p>
     <w:p>
@@ -59,7 +59,7 @@
         <w:t>Background:</w:t>
       </w:r>
       <w:r>
-        <w:t xml:space="preserve"> Intraoperative hypotension is associated with kidney and myocardial injury. Machine-learning performance estimates vary widely. We developed and internally validated a model predicting cumulative hypotension burden over the remainder of surgery from data available at the anaesthesia induction anchor, and examined its transportability in an external cohort.</w:t>
+        <w:t xml:space="preserve"> Intraoperative hypotension is associated with kidney and myocardial injury. Machine-learning performance estimates vary widely. We developed and internally validated a model predicting hypotensive exposure (at least 30% of recorded post-anchor mean arterial pressure readings below 65 mmHg) over the remainder of surgery from data available at the anaesthesia induction anchor, and examined its transportability in an external cohort.</w:t>
       </w:r>
     </w:p>
     <w:p>
@@ -92,7 +92,7 @@
         <w:t>Conclusions:</w:t>
       </w:r>
       <w:r>
-        <w:t xml:space="preserve"> An anchor-based model using routinely recorded pre-induction data achieved modest but non-null discrimination for cumulative hypotension burden and was well calibrated. An external transportability check in VitalDB supported transfer of ranking but not of absolute probabilities, requiring local recalibration before clinical use.</w:t>
+        <w:t xml:space="preserve"> An anchor-based model using routinely recorded pre-induction data achieved modest but non-null discrimination for intraoperative hypotensive exposure and was well calibrated. An external transportability check in VitalDB supported transfer of ranking but not of absolute probabilities, requiring local recalibration before clinical use.</w:t>
       </w:r>
     </w:p>
     <w:p>
@@ -154,16 +154,7 @@
     </w:p>
     <w:p>
       <w:r>
-        <w:t xml:space="preserve">We therefore set out to develop and internally validate a model for the </w:t>
-      </w:r>
-      <w:r>
-        <w:rPr>
-          <w:i/>
-        </w:rPr>
-        <w:t>cumulative burden</w:t>
-      </w:r>
-      <w:r>
-        <w:t xml:space="preserve"> of hypotension over the remainder of surgery, using only information available at the anaesthesia induction anchor, to examine its transportability in an independent external cohort, and to report it under an explicit leakage audit, with calibration and decision-analytic evaluation, and with an honest account of what the recording density of the source data permits.</w:t>
+        <w:t>We therefore set out to develop and internally validate a model for intraoperative hypotensive exposure over the remainder of surgery, using only information available at the anaesthesia induction anchor, to examine its transportability in an independent external cohort, and to report it under an explicit leakage audit, with calibration and decision-analytic evaluation, and with an honest account of what the recording density of the source data permits.</w:t>
       </w:r>
     </w:p>
     <w:p>
@@ -6864,7 +6855,7 @@
     </w:p>
     <w:p>
       <w:r>
-        <w:t>In a cohort of 16,861 adult surgical cases, a gradient-boosted model using only information available at the induction anchor achieved an AUPRC of 0.347 and an AUROC of 0.722 for the cumulative burden of hypotension over the remainder of surgery, with closely similar performance under temporal validation and good calibration after isotonic recalibration. Discrimination was therefore approximately 2.2-fold (2.23×) better than the no-skill baseline on the precision–recall scale (modest, but clearly not null), and the decision curve showed the model yielded positive net benefit relative to both default strategies across threshold probabilities up to approximately 0.58 (patient-level) and 0.45 (temporal); on the temporal split the net benefit turns negative beyond 0.45 except for a narrow positive interval between 0.66 and 0.73, where its magnitude is negligible. The decision-relevant region is therefore thresholds near to moderately above the outcome prevalence (roughly 0.10–0.30), where the calibrated probabilities could support a vasopressor-readiness or enhanced-monitoring decision; the specific operating point remains a clinical judgement to be informed by external validation rather than settled here.</w:t>
+        <w:t>In a cohort of 16,861 adult surgical cases, a gradient-boosted model using only information available at the induction anchor achieved an AUPRC of 0.347 and an AUROC of 0.722 for intraoperative hypotensive exposure over the remainder of surgery, with closely similar performance under temporal validation and good calibration after isotonic recalibration. Discrimination was therefore approximately 2.2-fold (2.23×) better than the no-skill baseline on the precision–recall scale (modest, but clearly not null), and the decision curve showed the model's net benefit over both default strategies was positive across most of the evaluated threshold range but very small in absolute terms (below 0.01 at the decision-relevant thresholds of 0.10–0.30, and at most 9.9×10⁻⁵ at 0.58 on the patient-level split); on the temporal split net benefit was positive up to 0.45, then negative except for a narrow interval between 0.66 and 0.73, where its magnitude is negligible. The decision-relevant region is therefore thresholds near to moderately above the outcome prevalence (roughly 0.10–0.30), where the calibrated probabilities could support a vasopressor-readiness or enhanced-monitoring decision; the specific operating point remains a clinical judgement to be informed by external validation rather than settled here.</w:t>
       </w:r>
     </w:p>
     <w:p>
@@ -6917,7 +6908,7 @@
     </w:p>
     <w:p>
       <w:r>
-        <w:t>Four implications follow. First, the definition of the outcome should be stated with the same prominence as the performance metric: across our 14 candidate definitions the prevalence ranged from 0.01% to 65.8%, and no performance figure is interpretable without it. Second, cumulative-burden outcomes are feasible on sparse data in a way that sustained-duration outcomes are not. Sustained definitions at conventional thresholds identified fewer than 60 cases here, which is a structural constraint on what can be modelled with non-invasive recordings. Third, anchor-based prediction addresses a different clinical question from short-horizon prediction, and the two should not be benchmarked against each other as though they were the same task. Fourth, the model's information content is dominated by the pre-anchor arterial pressure: in a decision-curve benchmark against a logistic model using the pre-anchor mean MAP alone, the full model added only 0.013 net benefit at threshold 0.15, and the MAP-only model alone achieved an AUPRC of 0.284 versus 0.347 for the full model. The incremental value of the full model is therefore modest; its contribution lies in calibrated risk stratification and in pooling the pre-anchor MAP with a small number of ancillary signals, rather than in revealing hidden physiology.</w:t>
+        <w:t>Four implications follow. First, the definition of the outcome should be stated with the same prominence as the performance metric: across our 14 candidate definitions the prevalence ranged from 0.01% to 65.8%, and no performance figure is interpretable without it. Second, exposure-fraction outcomes are feasible on sparse data in a way that sustained-duration outcomes are not. Sustained definitions at conventional thresholds identified fewer than 60 cases here, which is a structural constraint on what can be modelled with non-invasive recordings. Third, anchor-based prediction addresses a different clinical question from short-horizon prediction, and the two should not be benchmarked against each other as though they were the same task. Fourth, the model's information content is dominated by the pre-anchor arterial pressure: in a decision-curve benchmark against a logistic model using the pre-anchor mean MAP alone, the full model added only 0.013 net benefit at threshold 0.15, and the MAP-only model alone achieved an AUPRC of 0.284 versus 0.347 for the full model. The incremental value of the full model is therefore modest; its contribution lies in calibrated risk stratification and in pooling the pre-anchor MAP with a small number of ancillary signals, rather than in revealing hidden physiology.</w:t>
       </w:r>
     </w:p>
     <w:p>
@@ -7150,7 +7141,7 @@
     </w:p>
     <w:p>
       <w:r>
-        <w:t>Using only data available at the anaesthesia induction anchor, a gradient-boosted model achieved modest but non-null discrimination (AUPRC 0.347, AUROC 0.722) for cumulative intraoperative hypotension burden, reproduced under temporal validation and well calibrated after isotonic recalibration. In an independent external cohort (VitalDB, n = 3,735) the same model retained discrimination (AUROC 0.744) without refitting. This is a transportability check rather than a like-for-like validation, because the external anchor (operation start) postdates induction and the external outcome is defined on denser arterial sampling. Absolute probabilities were not calibrated to that cohort and would require local updating. Most of the predictive information resided in the pre-anchor arterial pressure level, suggesting that such models primarily identify patients who are already relatively hypotensive at induction rather than anticipating new events. We recommend that future work on this and similar resources prioritise local recalibration on the deployment cohort's own anchor and recording regime, explicit reporting of the outcome definition and its prevalence, and routine quantification of recording density, and that claims of near-perfect discrimination on sparse non-invasive data be treated with corresponding caution.</w:t>
+        <w:t>Using only data available at the anaesthesia induction anchor, a gradient-boosted model achieved modest but non-null discrimination (AUPRC 0.347, AUROC 0.722) for intraoperative hypotensive exposure, reproduced under temporal validation and well calibrated after isotonic recalibration. In an independent external cohort (VitalDB, n = 3,735) the same model retained discrimination (AUROC 0.744) without refitting. This is a transportability check rather than a like-for-like validation, because the external anchor (operation start) postdates induction and the external outcome is defined on denser arterial sampling. Absolute probabilities were not calibrated to that cohort and would require local updating. Most of the predictive information resided in the pre-anchor arterial pressure level, suggesting that such models primarily identify patients who are already relatively hypotensive at induction rather than anticipating new events. We recommend that future work on this and similar resources prioritise local recalibration on the deployment cohort's own anchor and recording regime, explicit reporting of the outcome definition and its prevalence, and routine quantification of recording density, and that claims of near-perfect discrimination on sparse non-invasive data be treated with corresponding caution.</w:t>
       </w:r>
     </w:p>
     <w:p>
@@ -7204,7 +7195,7 @@
         <w:t>Availability of data and materials.</w:t>
       </w:r>
       <w:r>
-        <w:t xml:space="preserve"> The analysis used MOVER (University of California Irvine), which is available to qualified researchers upon signature of a data use agreement (https://mover.ics.uci.edu/; UCI Machine Learning Repository, https://doi.org/10.24432/C5VS5G). Patient-level data are not redistributed by the author, as the data use agreement does not permit this. All analysis code, the configuration file, the audit trail, and the aggregate result files from which every number in this manuscript is generated are available at https://github.com/yyx-4113/mover-sis-ioh-prediction/releases/tag/v1.0.0 (v1.0.0 reproduction package), together with a manifest of file checksums (MANIFEST.csv). Patient-level derived files (per-case feature matrix and outcome labels) are regenerable from the MOVER source under the data use agreement by running the provided pipeline (scripts/run_all.py).</w:t>
+        <w:t xml:space="preserve"> The development cohort was drawn from MOVER (University of California Irvine), which is available to qualified researchers upon signature of a data use agreement (https://mover.ics.uci.edu/; UCI Machine Learning Repository, https://doi.org/10.24432/C5VS5G). The external cohort was drawn from VitalDB (https://vitaldb.net/), which is publicly accessible upon free registration and is described in Lee et al. (2022), doi:10.1038/s41597-022-01411-5. Patient-level data are not redistributed by the author, as the MOVER data use agreement does not permit this. All analysis code, the configuration file, the audit trail, and the aggregate result files from which every number in this manuscript is generated are available at https://github.com/yyx-4113/mover-sis-ioh-prediction/releases/tag/v1.0.1 (v1.0.1 reproduction package), together with a manifest of file checksums (MANIFEST.csv). Patient-level derived files (per-case feature matrix and outcome labels) are regenerable from the MOVER source under the data use agreement by running the provided pipeline (scripts/run_all.py).</w:t>
       </w:r>
     </w:p>
     <w:p>

--- a/submission/01_Manuscript.docx
+++ b/submission/01_Manuscript.docx
@@ -1198,7 +1198,7 @@
               <w:rPr>
                 <w:b/>
               </w:rPr>
-              <w:t>2,622 (15.55)</w:t>
+              <w:t>2,622 (15.55%)</w:t>
             </w:r>
           </w:p>
         </w:tc>

--- a/submission/01_Manuscript.docx
+++ b/submission/01_Manuscript.docx
@@ -7185,6 +7185,11 @@
       </w:r>
       <w:r>
         <w:t xml:space="preserve"> Not applicable.</w:t>
+      </w:r>
+    </w:p>
+    <w:p>
+      <w:r>
+        <w:t>Clinical trial number: not applicable.</w:t>
       </w:r>
     </w:p>
     <w:p>

--- a/submission/01_Manuscript.docx
+++ b/submission/01_Manuscript.docx
@@ -7,7 +7,7 @@
         <w:pStyle w:val="Title"/>
       </w:pPr>
       <w:r>
-        <w:t>Prediction of intraoperative hypotension exposure from data available at anaesthesia induction: development and internal validation in MOVER/SIS with an external transportability check in VitalDB</w:t>
+        <w:t>Transparent, leakage-audited prediction of cumulative intraoperative hypotension burden from anaesthesia-induction data, with an external transportability check and quantification of sparse noninvasive blood pressure constraints</w:t>
       </w:r>
     </w:p>
     <w:p>
@@ -59,7 +59,7 @@
         <w:t>Background:</w:t>
       </w:r>
       <w:r>
-        <w:t xml:space="preserve"> Intraoperative hypotension is associated with kidney and myocardial injury. Machine-learning performance estimates vary widely. We developed and internally validated a model predicting hypotensive exposure (at least 30% of recorded post-anchor mean arterial pressure readings below 65 mmHg) over the remainder of surgery from data available at the anaesthesia induction anchor, and examined its transportability in an external cohort.</w:t>
+        <w:t xml:space="preserve"> Machine-learning estimates for intraoperative hypotension vary widely, with near-perfect discrimination reported on the same resource we analyse. Such estimates are hard to reconcile with the coarse information content of sparse, intermittent noninvasive blood pressure. We developed and internally validated a transparent, leakage-audited model predicting hypotensive exposure (≥30% of post-anchor MAP readings &lt;65 mmHg) over the remainder of surgery from induction-anchor data, and examined its transportability in an external cohort.</w:t>
       </w:r>
     </w:p>
     <w:p>
@@ -70,7 +70,7 @@
         <w:t>Methods:</w:t>
       </w:r>
       <w:r>
-        <w:t xml:space="preserve"> Retrospective cohort from MOVER/SIS. Of 19,114 screened records, 16,861 adult cases had a valid anchor (first intubation event, 82.0%; otherwise surgery start, 18.0%). The primary outcome required ≥10 mean arterial pressure (MAP) measurements after the anchor with ≥30% below 65 mmHg. Predictors were truncated at the anchor; four models were fitted (baseline, full logistic, XGBoost, LightGBM). Validation used patient-level (primary) and temporal (secondary) splits; the unchanged MOVER core model was also applied to the VitalDB arterial cohort (n = 3,735; anchor adapted from intubation to operation start; no refitting) as a transportability check. AUPRC was the primary metric; AUROC and Brier score were secondary; 95% confidence intervals came from 1,000 bootstrap resamples; isotonic calibration and decision curve analysis were performed.</w:t>
+        <w:t xml:space="preserve"> Retrospective MOVER/SIS cohort; 16,861 adult cases with a valid anchor (first intubation 13,834, 82.0%; else surgery start 3,027, 18.0%). Primary outcome: ≥10 post-anchor MAP readings with ≥30% below 65 mmHg. Predictors truncated at the anchor; four models fitted (baseline, full logistic, XGBoost, LightGBM). Validation used patient-level (primary) and temporal (secondary) splits; the unchanged core model was applied unrefitted to VitalDB (of 6,388 cases, n = 3,735 eligible; anchor adapted to operation start) as a transportability check. AUPRC was primary; AUROC, Brier, 1,000 bootstrap CIs, isotonic calibration and decision curve analysis were performed.</w:t>
       </w:r>
     </w:p>
     <w:p>
@@ -81,7 +81,7 @@
         <w:t>Results:</w:t>
       </w:r>
       <w:r>
-        <w:t xml:space="preserve"> The outcome occurred in 2,622 of 16,861 cases (15.55%). XGBoost achieved AUPRC 0.347 (95% CI 0.309–0.387) and AUROC 0.722 (0.697–0.745) on the patient-level split, versus 0.233 (baseline), 0.301 (full logistic) and 0.338 (LightGBM); on the temporal split it achieved 0.339 (0.291–0.395) and 0.733 (0.703–0.762). Isotonic recalibration improved the Brier score from 0.191 to 0.119. Subgroup AUPRC tracked stratum prevalence; pre-anchor mean MAP was the dominant predictor. Externally (VitalDB, prevalence 5.73%), the unchanged model retained discrimination (AUROC 0.744, 95% CI 0.705–0.778; AUPRC 0.158, 0.126–0.202) but probabilities were uncalibrated; the 53-feature internal AUROC was 0.698–0.710, confirming transportability rather than like-for-like validation.</w:t>
+        <w:t xml:space="preserve"> The outcome occurred in 2,622/16,861 cases (15.55%). XGBoost achieved AUPRC 0.347 (95% CI 0.309–0.387) and AUROC 0.722 (0.697–0.745) on the patient-level split versus 0.233 (baseline), 0.301 (logistic) and 0.338 (LightGBM); temporal split 0.339/0.733. Isotonic recalibration improved Brier from 0.191 to 0.119; pre-anchor mean MAP dominated. Externally (VitalDB, prevalence 5.73%, 214 events) the unchanged model retained discrimination (AUROC 0.744, 0.705–0.778; AUPRC 0.158, 0.126–0.202) but probabilities were uncalibrated; 53-feature internal AUROC 0.698–0.710 confirmed transportability, not like-for-like validation.</w:t>
       </w:r>
     </w:p>
     <w:p>
@@ -92,7 +92,7 @@
         <w:t>Conclusions:</w:t>
       </w:r>
       <w:r>
-        <w:t xml:space="preserve"> An anchor-based model using routinely recorded pre-induction data achieved modest but non-null discrimination for intraoperative hypotensive exposure and was well calibrated. An external transportability check in VitalDB supported transfer of ranking but not of absolute probabilities, requiring local recalibration before clinical use.</w:t>
+        <w:t xml:space="preserve"> Within a fully leakage-audited framework, an anchor-based model using routinely recorded pre-induction data achieved modest but non-null, well-calibrated discrimination for intraoperative hypotensive exposure. An external transportability check in VitalDB supported transfer of ranking but not of absolute probabilities, requiring local recalibration before clinical use. We quantify the ceiling that sparse noninvasive blood pressure imposes on such prediction and provide a transparent, auditable pipeline generalisable to similar resources.</w:t>
       </w:r>
     </w:p>
     <w:p>
@@ -7141,7 +7141,7 @@
     </w:p>
     <w:p>
       <w:r>
-        <w:t>Using only data available at the anaesthesia induction anchor, a gradient-boosted model achieved modest but non-null discrimination (AUPRC 0.347, AUROC 0.722) for intraoperative hypotensive exposure, reproduced under temporal validation and well calibrated after isotonic recalibration. In an independent external cohort (VitalDB, n = 3,735) the same model retained discrimination (AUROC 0.744) without refitting. This is a transportability check rather than a like-for-like validation, because the external anchor (operation start) postdates induction and the external outcome is defined on denser arterial sampling. Absolute probabilities were not calibrated to that cohort and would require local updating. Most of the predictive information resided in the pre-anchor arterial pressure level, suggesting that such models primarily identify patients who are already relatively hypotensive at induction rather than anticipating new events. We recommend that future work on this and similar resources prioritise local recalibration on the deployment cohort's own anchor and recording regime, explicit reporting of the outcome definition and its prevalence, and routine quantification of recording density, and that claims of near-perfect discrimination on sparse non-invasive data be treated with corresponding caution.</w:t>
+        <w:t>A fully leakage-audited, gradient-boosted model using only data available at the anaesthesia induction anchor achieved modest but non-null discrimination (AUPRC 0.347, AUROC 0.722) for intraoperative hypotensive exposure, reproduced under temporal validation and well calibrated after isotonic recalibration. In an independent external cohort (VitalDB, n = 3,735) the same model retained discrimination (AUROC 0.744) without refitting. This is a transportability check rather than a like-for-like validation, because the external anchor (operation start) postdates induction and the external outcome is defined on denser arterial sampling. Absolute probabilities were not calibrated to that cohort and would require local updating. Most of the predictive information resided in the pre-anchor arterial pressure level, suggesting that such models primarily identify patients who are already relatively hypotensive at induction rather than anticipating new events. We recommend that future work on this and similar resources prioritise local recalibration on the deployment cohort's own anchor and recording regime, explicit reporting of the outcome definition and its prevalence, and routine quantification of recording density, and that claims of near-perfect discrimination on sparse non-invasive data be treated with corresponding caution.</w:t>
       </w:r>
     </w:p>
     <w:p>

--- a/submission/01_Manuscript.docx
+++ b/submission/01_Manuscript.docx
@@ -7200,7 +7200,7 @@
         <w:t>Availability of data and materials.</w:t>
       </w:r>
       <w:r>
-        <w:t xml:space="preserve"> The development cohort was drawn from MOVER (University of California Irvine), which is available to qualified researchers upon signature of a data use agreement (https://mover.ics.uci.edu/; UCI Machine Learning Repository, https://doi.org/10.24432/C5VS5G). The external cohort was drawn from VitalDB (https://vitaldb.net/), which is publicly accessible upon free registration and is described in Lee et al. (2022), doi:10.1038/s41597-022-01411-5. Patient-level data are not redistributed by the author, as the MOVER data use agreement does not permit this. All analysis code, the configuration file, the audit trail, and the aggregate result files from which every number in this manuscript is generated are available at https://github.com/yyx-4113/mover-sis-ioh-prediction/releases/tag/v1.0.1 (v1.0.1 reproduction package), together with a manifest of file checksums (MANIFEST.csv). Patient-level derived files (per-case feature matrix and outcome labels) are regenerable from the MOVER source under the data use agreement by running the provided pipeline (scripts/run_all.py).</w:t>
+        <w:t xml:space="preserve"> The development cohort was drawn from MOVER (University of California Irvine), which is available to qualified researchers upon signature of a data use agreement (https://archive.ics.uci.edu/dataset/877/mover:+medical+informatics+operating+room+vitals+and+events+repository; UCI Machine Learning Repository, https://doi.org/10.24432/C5VS5G). The external cohort was drawn from VitalDB (https://vitaldb.net/), which is publicly accessible upon free registration and is described in Lee et al. (2022), doi:10.1038/s41597-022-01411-5. Patient-level data are not redistributed by the author, as the MOVER data use agreement does not permit this. All analysis code, the configuration file, the audit trail, and the aggregate result files from which every number in this manuscript is generated are available at https://github.com/yyx-4113/mover-sis-ioh-prediction/releases/tag/v1.0.1 (v1.0.1 reproduction package), together with a manifest of file checksums (MANIFEST.csv). Patient-level derived files (per-case feature matrix and outcome labels) are regenerable from the MOVER source under the data use agreement by running the provided pipeline (scripts/run_all.py).</w:t>
       </w:r>
     </w:p>
     <w:p>

--- a/submission/01_Manuscript.docx
+++ b/submission/01_Manuscript.docx
@@ -7200,7 +7200,7 @@
         <w:t>Availability of data and materials.</w:t>
       </w:r>
       <w:r>
-        <w:t xml:space="preserve"> The development cohort was drawn from MOVER (University of California Irvine), which is available to qualified researchers upon signature of a data use agreement (https://archive.ics.uci.edu/dataset/877/mover:+medical+informatics+operating+room+vitals+and+events+repository; UCI Machine Learning Repository, https://doi.org/10.24432/C5VS5G). The external cohort was drawn from VitalDB (https://vitaldb.net/), which is publicly accessible upon free registration and is described in Lee et al. (2022), doi:10.1038/s41597-022-01411-5. Patient-level data are not redistributed by the author, as the MOVER data use agreement does not permit this. All analysis code, the configuration file, the audit trail, and the aggregate result files from which every number in this manuscript is generated are available at https://github.com/yyx-4113/mover-sis-ioh-prediction/releases/tag/v1.0.1 (v1.0.1 reproduction package), together with a manifest of file checksums (MANIFEST.csv). Patient-level derived files (per-case feature matrix and outcome labels) are regenerable from the MOVER source under the data use agreement by running the provided pipeline (scripts/run_all.py).</w:t>
+        <w:t xml:space="preserve"> The development cohort was drawn from MOVER (University of California Irvine), which is available to qualified researchers upon signature of a data use agreement (https://archive.ics.uci.edu/dataset/877/mover:+medical+informatics+operating+room+vitals+and+events+repository; UCI Machine Learning Repository, https://doi.org/10.24432/C5VS5G). The external cohort was drawn from VitalDB (https://vitaldb.net/), which is publicly accessible upon free registration and is described in Lee et al. (2022), doi:10.1038/s41597-022-01411-5. Patient-level data are not redistributed by the author, as the MOVER data use agreement does not permit this. All analysis code, the configuration file, the audit trail, and the aggregate result files from which every number in this manuscript is generated are available at https://github.com/yyx-4113/mover-sis-ioh-prediction/releases/tag/v1.0.2 (v1.0.2 reproduction package), together with a manifest of file checksums (MANIFEST.csv). Patient-level derived files (per-case feature matrix and outcome labels) are regenerable from the MOVER source under the data use agreement by running the provided pipeline (scripts/run_all.py).</w:t>
       </w:r>
     </w:p>
     <w:p>
